--- a/Base Application/Foundation/Reporting/ReportParts/HeaderFooterDesign/InternalDefault.docx
+++ b/Base Application/Foundation/Reporting/ReportParts/HeaderFooterDesign/InternalDefault.docx
@@ -148,7 +148,7 @@
           <w:placeholder>
             <w:docPart w:val="852D8663B36A444B9417763DF163D07D"/>
           </w:placeholder>
-          <w:dataBinding w:prefixMappings="&lt;xmlns:ns0='urn:microsoft-dynamics-nav/reports/Tenant_Report_Defaults/2000000001/' " w:xpath="/ns0:NavWordReportXmlPart[1]/ns0:BCReportInformation[1]/ns0:ReportMetadata[1]/ns0:ReportCaption[1]" w:storeItemID="{00000000-0000-0000-0000-000000000000}"/>
+          <w:dataBinding w:prefixMappings="xmlns:ns0='urn:microsoft-dynamics-nav/reports/Tenant_Report_Defaults/2000000001/' " w:xpath="/ns0:NavWordReportXmlPart[1]/ns0:BCReportInformation[1]/ns0:ReportMetadata[1]/ns0:ReportCaption[1]" w:storeItemID="{6DC8906F-A488-4683-8FC0-899579A07FD1}"/>
           <w15:color w:val="808080"/>
           <w:text/>
         </w:sdtPr>
@@ -187,7 +187,7 @@
               <w:placeholder>
                 <w:docPart w:val="605D149EA44C46D6B18C2A902EDBA438"/>
               </w:placeholder>
-              <w:dataBinding w:prefixMappings="&lt;xmlns:ns0='urn:microsoft-dynamics-nav/reports/Tenant_Report_Defaults/2000000001/' " w:xpath="/ns0:NavWordReportXmlPart[1]/ns0:BCReportInformation[1]/ns0:ReportRequest[1]/ns0:CompanyName[1]" w:storeItemID="{00000000-0000-0000-0000-000000000000}"/>
+              <w:dataBinding w:prefixMappings="xmlns:ns0='urn:microsoft-dynamics-nav/reports/Tenant_Report_Defaults/2000000001/' " w:xpath="/ns0:NavWordReportXmlPart[1]/ns0:BCReportInformation[1]/ns0:ReportRequest[1]/ns0:CompanyName[1]" w:storeItemID="{6DC8906F-A488-4683-8FC0-899579A07FD1}"/>
               <w15:color w:val="808080"/>
               <w:text/>
             </w:sdtPr>
@@ -299,7 +299,7 @@
           <w:placeholder>
             <w:docPart w:val="EB283C02E162490FB3442618C87519C0"/>
           </w:placeholder>
-          <w:dataBinding w:prefixMappings="&lt;xmlns:ns0='urn:microsoft-dynamics-nav/reports/Tenant_Report_Defaults/2000000001/' " w:xpath="/ns0:NavWordReportXmlPart[1]/ns0:BCReportInformation[1]/ns0:ReportMetadata[1]/ns0:ReportCaption[1]" w:storeItemID="{00000000-0000-0000-0000-000000000000}"/>
+          <w:dataBinding w:prefixMappings="xmlns:ns0='urn:microsoft-dynamics-nav/reports/Tenant_Report_Defaults/2000000001/' " w:xpath="/ns0:NavWordReportXmlPart[1]/ns0:BCReportInformation[1]/ns0:ReportMetadata[1]/ns0:ReportCaption[1]" w:storeItemID="{6DC8906F-A488-4683-8FC0-899579A07FD1}"/>
           <w15:color w:val="808080"/>
           <w:text/>
         </w:sdtPr>
@@ -425,7 +425,7 @@
               <w:placeholder>
                 <w:docPart w:val="D3B4CDE6D08B470FA8554AA903758873"/>
               </w:placeholder>
-              <w:dataBinding w:prefixMappings="&lt;xmlns:ns0='urn:microsoft-dynamics-nav/reports/Tenant_Report_Defaults/2000000001/' " w:xpath="/ns0:NavWordReportXmlPart[1]/ns0:BCReportInformation[1]/ns0:ReportRequest[1]/ns0:CompanyName[1]" w:storeItemID="{00000000-0000-0000-0000-000000000000}"/>
+              <w:dataBinding w:prefixMappings="xmlns:ns0='urn:microsoft-dynamics-nav/reports/Tenant_Report_Defaults/2000000001/' " w:xpath="/ns0:NavWordReportXmlPart[1]/ns0:BCReportInformation[1]/ns0:ReportRequest[1]/ns0:CompanyName[1]" w:storeItemID="{6DC8906F-A488-4683-8FC0-899579A07FD1}"/>
               <w15:color w:val="808080"/>
               <w:text/>
             </w:sdtPr>
@@ -473,7 +473,7 @@
               <w:placeholder>
                 <w:docPart w:val="4D3BB48ED55043B590BE4BBB21FD877B"/>
               </w:placeholder>
-              <w:dataBinding w:prefixMappings="&lt;xmlns:ns0='urn:microsoft-dynamics-nav/reports/Tenant_Report_Defaults/2000000001/' " w:xpath="/ns0:NavWordReportXmlPart[1]/ns0:BCReportInformation[1]/ns0:ReportRequest[1]/ns0:UserName[1]" w:storeItemID="{00000000-0000-0000-0000-000000000000}"/>
+              <w:dataBinding w:prefixMappings="xmlns:ns0='urn:microsoft-dynamics-nav/reports/Tenant_Report_Defaults/2000000001/' " w:xpath="/ns0:NavWordReportXmlPart[1]/ns0:BCReportInformation[1]/ns0:ReportRequest[1]/ns0:UserName[1]" w:storeItemID="{6DC8906F-A488-4683-8FC0-899579A07FD1}"/>
               <w15:color w:val="808080"/>
               <w:text/>
             </w:sdtPr>

--- a/Base Application/Foundation/Reporting/ReportParts/HeaderFooterDesign/InternalDefault.docx
+++ b/Base Application/Foundation/Reporting/ReportParts/HeaderFooterDesign/InternalDefault.docx
@@ -148,7 +148,7 @@
           <w:placeholder>
             <w:docPart w:val="852D8663B36A444B9417763DF163D07D"/>
           </w:placeholder>
-          <w:dataBinding w:prefixMappings="xmlns:ns0='urn:microsoft-dynamics-nav/reports/Tenant_Report_Defaults/2000000001/' " w:xpath="/ns0:NavWordReportXmlPart[1]/ns0:BCReportInformation[1]/ns0:ReportMetadata[1]/ns0:ReportCaption[1]" w:storeItemID="{6DC8906F-A488-4683-8FC0-899579A07FD1}"/>
+          <w:dataBinding w:prefixMappings="&lt;xmlns:ns0='urn:microsoft-dynamics-nav/reports/Tenant_Report_Defaults/2000000001/' " w:xpath="/ns0:NavWordReportXmlPart[1]/ns0:BCReportInformation[1]/ns0:ReportMetadata[1]/ns0:ReportCaption[1]" w:storeItemID="{00000000-0000-0000-0000-000000000000}"/>
           <w15:color w:val="808080"/>
           <w:text/>
         </w:sdtPr>
@@ -187,7 +187,7 @@
               <w:placeholder>
                 <w:docPart w:val="605D149EA44C46D6B18C2A902EDBA438"/>
               </w:placeholder>
-              <w:dataBinding w:prefixMappings="xmlns:ns0='urn:microsoft-dynamics-nav/reports/Tenant_Report_Defaults/2000000001/' " w:xpath="/ns0:NavWordReportXmlPart[1]/ns0:BCReportInformation[1]/ns0:ReportRequest[1]/ns0:CompanyName[1]" w:storeItemID="{6DC8906F-A488-4683-8FC0-899579A07FD1}"/>
+              <w:dataBinding w:prefixMappings="&lt;xmlns:ns0='urn:microsoft-dynamics-nav/reports/Tenant_Report_Defaults/2000000001/' " w:xpath="/ns0:NavWordReportXmlPart[1]/ns0:BCReportInformation[1]/ns0:ReportRequest[1]/ns0:CompanyName[1]" w:storeItemID="{00000000-0000-0000-0000-000000000000}"/>
               <w15:color w:val="808080"/>
               <w:text/>
             </w:sdtPr>
@@ -299,7 +299,7 @@
           <w:placeholder>
             <w:docPart w:val="EB283C02E162490FB3442618C87519C0"/>
           </w:placeholder>
-          <w:dataBinding w:prefixMappings="xmlns:ns0='urn:microsoft-dynamics-nav/reports/Tenant_Report_Defaults/2000000001/' " w:xpath="/ns0:NavWordReportXmlPart[1]/ns0:BCReportInformation[1]/ns0:ReportMetadata[1]/ns0:ReportCaption[1]" w:storeItemID="{6DC8906F-A488-4683-8FC0-899579A07FD1}"/>
+          <w:dataBinding w:prefixMappings="&lt;xmlns:ns0='urn:microsoft-dynamics-nav/reports/Tenant_Report_Defaults/2000000001/' " w:xpath="/ns0:NavWordReportXmlPart[1]/ns0:BCReportInformation[1]/ns0:ReportMetadata[1]/ns0:ReportCaption[1]" w:storeItemID="{00000000-0000-0000-0000-000000000000}"/>
           <w15:color w:val="808080"/>
           <w:text/>
         </w:sdtPr>
@@ -425,7 +425,7 @@
               <w:placeholder>
                 <w:docPart w:val="D3B4CDE6D08B470FA8554AA903758873"/>
               </w:placeholder>
-              <w:dataBinding w:prefixMappings="xmlns:ns0='urn:microsoft-dynamics-nav/reports/Tenant_Report_Defaults/2000000001/' " w:xpath="/ns0:NavWordReportXmlPart[1]/ns0:BCReportInformation[1]/ns0:ReportRequest[1]/ns0:CompanyName[1]" w:storeItemID="{6DC8906F-A488-4683-8FC0-899579A07FD1}"/>
+              <w:dataBinding w:prefixMappings="&lt;xmlns:ns0='urn:microsoft-dynamics-nav/reports/Tenant_Report_Defaults/2000000001/' " w:xpath="/ns0:NavWordReportXmlPart[1]/ns0:BCReportInformation[1]/ns0:ReportRequest[1]/ns0:CompanyName[1]" w:storeItemID="{00000000-0000-0000-0000-000000000000}"/>
               <w15:color w:val="808080"/>
               <w:text/>
             </w:sdtPr>
@@ -473,7 +473,7 @@
               <w:placeholder>
                 <w:docPart w:val="4D3BB48ED55043B590BE4BBB21FD877B"/>
               </w:placeholder>
-              <w:dataBinding w:prefixMappings="xmlns:ns0='urn:microsoft-dynamics-nav/reports/Tenant_Report_Defaults/2000000001/' " w:xpath="/ns0:NavWordReportXmlPart[1]/ns0:BCReportInformation[1]/ns0:ReportRequest[1]/ns0:UserName[1]" w:storeItemID="{6DC8906F-A488-4683-8FC0-899579A07FD1}"/>
+              <w:dataBinding w:prefixMappings="&lt;xmlns:ns0='urn:microsoft-dynamics-nav/reports/Tenant_Report_Defaults/2000000001/' " w:xpath="/ns0:NavWordReportXmlPart[1]/ns0:BCReportInformation[1]/ns0:ReportRequest[1]/ns0:UserName[1]" w:storeItemID="{00000000-0000-0000-0000-000000000000}"/>
               <w15:color w:val="808080"/>
               <w:text/>
             </w:sdtPr>
